--- a/courseware/LP-Agentic AI Automation with n8n.docx
+++ b/courseware/LP-Agentic AI Automation with n8n.docx
@@ -218,7 +218,7 @@
           <w:color w:val="1F6FEB"/>
           <w:sz w:val="24"/>
         </w:rPr>
-        <w:t>Version 3.1</w:t>
+        <w:t>Version 3.2</w:t>
       </w:r>
     </w:p>
     <w:p>
@@ -554,6 +554,64 @@
           </w:p>
         </w:tc>
       </w:tr>
+      <w:tr>
+        <w:tc>
+          <w:tcPr>
+            <w:tcW w:type="dxa" w:w="2160"/>
+          </w:tcPr>
+          <w:p>
+            <w:r/>
+            <w:r>
+              <w:rPr>
+                <w:sz w:val="19"/>
+              </w:rPr>
+              <w:t>3.2</w:t>
+            </w:r>
+          </w:p>
+        </w:tc>
+        <w:tc>
+          <w:tcPr>
+            <w:tcW w:type="dxa" w:w="2160"/>
+          </w:tcPr>
+          <w:p>
+            <w:r/>
+            <w:r>
+              <w:rPr>
+                <w:sz w:val="19"/>
+              </w:rPr>
+              <w:t>17 Oct 2026</w:t>
+            </w:r>
+          </w:p>
+        </w:tc>
+        <w:tc>
+          <w:tcPr>
+            <w:tcW w:type="dxa" w:w="2160"/>
+          </w:tcPr>
+          <w:p>
+            <w:r/>
+            <w:r>
+              <w:rPr>
+                <w:sz w:val="19"/>
+              </w:rPr>
+              <w:t>Aligned with slide deck v48: learners sign in with assigned n8n training accounts (no self sign-up) and use the free n8n Gateway credits for AI agents (API keys optional); Topic 1 now opens with why agentic AI and workflow first vs agent first before n8n is introduced; Activity 4a is the HR Policy Chatbot built with n8n Assistant; the mini capstone is built with n8n Assistant</w:t>
+            </w:r>
+          </w:p>
+        </w:tc>
+        <w:tc>
+          <w:tcPr>
+            <w:tcW w:type="dxa" w:w="2160"/>
+          </w:tcPr>
+          <w:p>
+            <w:r/>
+            <w:r>
+              <w:rPr>
+                <w:sz w:val="19"/>
+              </w:rPr>
+              <w:t>Tertiary Infotech Academy Pte Ltd</w:t>
+            </w:r>
+          </w:p>
+        </w:tc>
+      </w:tr>
     </w:tbl>
     <w:p>
       <w:r>
@@ -574,136 +632,12 @@
       </w:r>
     </w:p>
     <w:p>
-      <w:pPr>
-        <w:tabs>
-          <w:tab w:pos="9072" w:val="right" w:leader="dot"/>
-        </w:tabs>
-        <w:spacing w:after="60"/>
-      </w:pPr>
       <w:r>
-        <w:rPr>
-          <w:rFonts w:ascii="Arial" w:hAnsi="Arial"/>
-          <w:b/>
-          <w:color w:val="333333"/>
-          <w:sz w:val="22"/>
-        </w:rPr>
-        <w:t>Course Overview</w:t>
-        <w:tab/>
-        <w:t>4</w:t>
-      </w:r>
-    </w:p>
-    <w:p>
-      <w:pPr>
-        <w:tabs>
-          <w:tab w:pos="9072" w:val="right" w:leader="dot"/>
-        </w:tabs>
-        <w:spacing w:after="60"/>
-      </w:pPr>
-      <w:r>
-        <w:rPr>
-          <w:rFonts w:ascii="Arial" w:hAnsi="Arial"/>
-          <w:b/>
-          <w:color w:val="333333"/>
-          <w:sz w:val="22"/>
-        </w:rPr>
-        <w:t>Learning Outcomes</w:t>
-        <w:tab/>
-        <w:t>4</w:t>
-      </w:r>
-    </w:p>
-    <w:p>
-      <w:pPr>
-        <w:tabs>
-          <w:tab w:pos="9072" w:val="right" w:leader="dot"/>
-        </w:tabs>
-        <w:spacing w:after="60"/>
-      </w:pPr>
-      <w:r>
-        <w:rPr>
-          <w:rFonts w:ascii="Arial" w:hAnsi="Arial"/>
-          <w:b/>
-          <w:color w:val="333333"/>
-          <w:sz w:val="22"/>
-        </w:rPr>
-        <w:t>Day 1</w:t>
-        <w:tab/>
-        <w:t>5</w:t>
-      </w:r>
-    </w:p>
-    <w:p>
-      <w:pPr>
-        <w:tabs>
-          <w:tab w:pos="9072" w:val="right" w:leader="dot"/>
-        </w:tabs>
-        <w:spacing w:after="60"/>
-      </w:pPr>
-      <w:r>
-        <w:rPr>
-          <w:rFonts w:ascii="Arial" w:hAnsi="Arial"/>
-          <w:b/>
-          <w:color w:val="333333"/>
-          <w:sz w:val="22"/>
-        </w:rPr>
-        <w:t>Day 2</w:t>
-        <w:tab/>
-        <w:t>6</w:t>
-      </w:r>
-    </w:p>
-    <w:p>
-      <w:pPr>
-        <w:tabs>
-          <w:tab w:pos="9072" w:val="right" w:leader="dot"/>
-        </w:tabs>
-        <w:spacing w:after="60"/>
-      </w:pPr>
-      <w:r>
-        <w:rPr>
-          <w:rFonts w:ascii="Arial" w:hAnsi="Arial"/>
-          <w:b/>
-          <w:color w:val="333333"/>
-          <w:sz w:val="22"/>
-        </w:rPr>
-        <w:t>Day 3</w:t>
-        <w:tab/>
-        <w:t>7</w:t>
-      </w:r>
-    </w:p>
-    <w:p>
-      <w:pPr>
-        <w:tabs>
-          <w:tab w:pos="9072" w:val="right" w:leader="dot"/>
-        </w:tabs>
-        <w:spacing w:after="60"/>
-      </w:pPr>
-      <w:r>
-        <w:rPr>
-          <w:rFonts w:ascii="Arial" w:hAnsi="Arial"/>
-          <w:b/>
-          <w:color w:val="333333"/>
-          <w:sz w:val="22"/>
-        </w:rPr>
-        <w:t>Tools, Accounts &amp; Resources</w:t>
-        <w:tab/>
-        <w:t>8</w:t>
-      </w:r>
-    </w:p>
-    <w:p>
-      <w:pPr>
-        <w:tabs>
-          <w:tab w:pos="9072" w:val="right" w:leader="dot"/>
-        </w:tabs>
-        <w:spacing w:after="60"/>
-      </w:pPr>
-      <w:r>
-        <w:rPr>
-          <w:rFonts w:ascii="Arial" w:hAnsi="Arial"/>
-          <w:b/>
-          <w:color w:val="333333"/>
-          <w:sz w:val="22"/>
-        </w:rPr>
-        <w:t>Assessment</w:t>
-        <w:tab/>
-        <w:t>8</w:t>
+        <w:fldChar w:fldCharType="begin"/>
+        <w:instrText xml:space="preserve">TOC \o "1-2" \h \z \u</w:instrText>
+        <w:fldChar w:fldCharType="separate"/>
+        <w:t>Right-click and choose “Update Field”, or press F9, to build the table of contents.</w:t>
+        <w:fldChar w:fldCharType="end"/>
       </w:r>
     </w:p>
     <w:p>
@@ -1041,7 +975,7 @@
                 <w:i w:val="0"/>
                 <w:sz w:val="20"/>
               </w:rPr>
-              <w:t>n8n (trial + local Docker), OpenAI &amp; Gemini API keys, Telegram, Gmail/Outlook, Google Sheets, Twelve Data &amp; NewsAPI, Claude Code</w:t>
+              <w:t>n8n (assigned training accounts + local Docker), free n8n Gateway credits (API keys optional), Telegram, Gmail/Outlook, Google Sheets, Twelve Data &amp; NewsAPI, Claude Code</w:t>
             </w:r>
           </w:p>
         </w:tc>
@@ -1341,7 +1275,7 @@
                 <w:i w:val="0"/>
                 <w:sz w:val="19"/>
               </w:rPr>
-              <w:t>9:45 – 12:25</w:t>
+              <w:t>9:45 – 1:00</w:t>
             </w:r>
           </w:p>
         </w:tc>
@@ -1400,7 +1334,7 @@
                 <w:i w:val="0"/>
                 <w:sz w:val="19"/>
               </w:rPr>
-              <w:t>9:45 – 10:05</w:t>
+              <w:t>9:45 – 10:15</w:t>
             </w:r>
           </w:p>
         </w:tc>
@@ -1416,7 +1350,7 @@
                 <w:i w:val="0"/>
                 <w:sz w:val="19"/>
               </w:rPr>
-              <w:t>Overview of n8n</w:t>
+              <w:t>Why agentic AI, and why workflow first — history of AI, generative vs agentic AI, agentic AI vs AI agents, workflow first vs agent first, business value, AI security; overview of n8n</w:t>
             </w:r>
           </w:p>
         </w:tc>
@@ -1435,7 +1369,7 @@
                 <w:i w:val="0"/>
                 <w:sz w:val="19"/>
               </w:rPr>
-              <w:t>20 min</w:t>
+              <w:t>30 min</w:t>
             </w:r>
           </w:p>
         </w:tc>
@@ -1456,7 +1390,7 @@
                 <w:i w:val="0"/>
                 <w:sz w:val="19"/>
               </w:rPr>
-              <w:t>10:05 – 10:35</w:t>
+              <w:t>10:15 – 10:35</w:t>
             </w:r>
           </w:p>
         </w:tc>
@@ -1472,7 +1406,7 @@
                 <w:i w:val="0"/>
                 <w:sz w:val="19"/>
               </w:rPr>
-              <w:t>Set up n8n — create trial accounts (15 learners) and install locally with Docker Compose</w:t>
+              <w:t>Set up n8n — sign in with the assigned n8n training accounts, claim the free AI (Gateway) credits, n8n Assistant demo; local install with Docker Compose shown</w:t>
             </w:r>
           </w:p>
         </w:tc>
@@ -1491,7 +1425,7 @@
                 <w:i w:val="0"/>
                 <w:sz w:val="19"/>
               </w:rPr>
-              <w:t>30 min</w:t>
+              <w:t>20 min</w:t>
             </w:r>
           </w:p>
         </w:tc>
@@ -2325,7 +2259,7 @@
                 <w:i w:val="0"/>
                 <w:sz w:val="19"/>
               </w:rPr>
-              <w:t>Activity 4a: Telegram-triggered AI Agent — simple customer-service chatbot (OpenAI / Gemini API key provided)</w:t>
+              <w:t>Activity 4a: Telegram HR Policy Chatbot (Ava) — create the bot with BotFather, build it with n8n Assistant from one prompt, connect, publish and chat (free n8n Gateway credits)</w:t>
             </w:r>
           </w:p>
         </w:tc>
@@ -2381,7 +2315,7 @@
                 <w:i w:val="0"/>
                 <w:sz w:val="19"/>
               </w:rPr>
-              <w:t>Activity 4b: Telegram-triggered AI Agent (customer service / HR admin) — attach a Data Table as a tool; reuse Activity 2 data or upload a 100-record employee CSV</w:t>
+              <w:t>Activity 4b: Give Ava a tool — attach an Employees Data Table (reuse Activity 2 data or upload a 100-record employee CSV) so she answers from real staff records</w:t>
             </w:r>
           </w:p>
         </w:tc>
@@ -4669,7 +4603,7 @@
                 <w:i w:val="0"/>
                 <w:sz w:val="19"/>
               </w:rPr>
-              <w:t>Capstone briefing — requirements, scope and assessment criteria</w:t>
+              <w:t>Capstone briefing — requirements, scope and assessment criteria; AI-assisted workflow creation with n8n Assistant (example prompt: end-to-end video creation — topic, research, script, production, publish)</w:t>
             </w:r>
           </w:p>
         </w:tc>
@@ -4725,7 +4659,7 @@
                 <w:i w:val="0"/>
                 <w:sz w:val="19"/>
               </w:rPr>
-              <w:t>Mini capstone build (supervised lab time)</w:t>
+              <w:t>Mini capstone build (supervised lab time) — describe the process to n8n Assistant, review and connect credentials, test and add a guardrail or approval step</w:t>
             </w:r>
           </w:p>
         </w:tc>
@@ -5142,7 +5076,7 @@
                 <w:color w:val="111827"/>
                 <w:sz w:val="19"/>
               </w:rPr>
-              <w:t>LLM API keys</w:t>
+              <w:t>LLM access</w:t>
             </w:r>
           </w:p>
         </w:tc>
@@ -5159,7 +5093,7 @@
                 <w:color w:val="1F6FEB"/>
                 <w:sz w:val="19"/>
               </w:rPr>
-              <w:t>OpenAI API key &amp; Google Gemini API key (provided to learners)</w:t>
+              <w:t>Free n8n Gateway credits on each training account; OpenAI / Google Gemini API keys optional</w:t>
             </w:r>
           </w:p>
         </w:tc>
